--- a/INFO/Руководство программиста.docx
+++ b/INFO/Руководство программиста.docx
@@ -59,7 +59,15 @@
           <w:sz w:val="28"/>
           <w:szCs w:val="28"/>
         </w:rPr>
-        <w:t>Игра</w:t>
+        <w:t>Видеои</w:t>
+      </w:r>
+      <w:r>
+        <w:rPr>
+          <w:b/>
+          <w:sz w:val="28"/>
+          <w:szCs w:val="28"/>
+        </w:rPr>
+        <w:t>гра</w:t>
       </w:r>
     </w:p>
     <w:p>
@@ -70,35 +78,30 @@
           <w:b/>
           <w:sz w:val="28"/>
           <w:szCs w:val="28"/>
+        </w:rPr>
+      </w:pPr>
+      <w:r>
+        <w:rPr>
+          <w:b/>
+          <w:sz w:val="28"/>
+          <w:szCs w:val="28"/>
+        </w:rPr>
+        <w:t>«</w:t>
+      </w:r>
+      <w:r>
+        <w:rPr>
+          <w:b/>
+          <w:sz w:val="28"/>
+          <w:szCs w:val="28"/>
           <w:lang w:val="en-US"/>
         </w:rPr>
-      </w:pPr>
+        <w:t>FlappyBird</w:t>
+      </w:r>
       <w:r>
         <w:rPr>
           <w:b/>
           <w:sz w:val="28"/>
           <w:szCs w:val="28"/>
-          <w:lang w:val="en-US"/>
-        </w:rPr>
-        <w:t>«</w:t>
-      </w:r>
-      <w:proofErr w:type="spellStart"/>
-      <w:r>
-        <w:rPr>
-          <w:b/>
-          <w:sz w:val="28"/>
-          <w:szCs w:val="28"/>
-          <w:lang w:val="en-US"/>
-        </w:rPr>
-        <w:t>FlappyBird</w:t>
-      </w:r>
-      <w:proofErr w:type="spellEnd"/>
-      <w:r>
-        <w:rPr>
-          <w:b/>
-          <w:sz w:val="28"/>
-          <w:szCs w:val="28"/>
-          <w:lang w:val="en-US"/>
         </w:rPr>
         <w:t>»</w:t>
       </w:r>
@@ -111,7 +114,6 @@
           <w:b/>
           <w:sz w:val="28"/>
           <w:szCs w:val="28"/>
-          <w:lang w:val="en-US"/>
         </w:rPr>
       </w:pPr>
     </w:p>
@@ -123,7 +125,6 @@
           <w:b/>
           <w:sz w:val="28"/>
           <w:szCs w:val="28"/>
-          <w:lang w:val="en-US"/>
         </w:rPr>
       </w:pPr>
     </w:p>
@@ -135,7 +136,6 @@
           <w:b/>
           <w:sz w:val="28"/>
           <w:szCs w:val="28"/>
-          <w:lang w:val="en-US"/>
         </w:rPr>
       </w:pPr>
     </w:p>
@@ -147,7 +147,6 @@
           <w:b/>
           <w:sz w:val="28"/>
           <w:szCs w:val="28"/>
-          <w:lang w:val="en-US"/>
         </w:rPr>
       </w:pPr>
     </w:p>
@@ -230,7 +229,6 @@
           <w:b/>
           <w:sz w:val="28"/>
           <w:szCs w:val="28"/>
-          <w:lang w:val="en-US"/>
         </w:rPr>
       </w:pPr>
       <w:r>
@@ -246,7 +244,6 @@
           <w:b/>
           <w:sz w:val="28"/>
           <w:szCs w:val="28"/>
-          <w:lang w:val="en-US"/>
         </w:rPr>
         <w:t>2</w:t>
       </w:r>
@@ -432,6 +429,7 @@
           <w:docPartUnique/>
         </w:docPartObj>
       </w:sdtPr>
+      <w:sdtEndPr/>
       <w:sdtContent>
         <w:p>
           <w:pPr>
@@ -881,7 +879,6 @@
         </w:rPr>
         <w:t xml:space="preserve"> «</w:t>
       </w:r>
-      <w:proofErr w:type="spellStart"/>
       <w:r>
         <w:rPr>
           <w:rFonts w:ascii="Times New Roman" w:hAnsi="Times New Roman"/>
@@ -891,7 +888,6 @@
         </w:rPr>
         <w:t>FlappyBird</w:t>
       </w:r>
-      <w:proofErr w:type="spellEnd"/>
       <w:r>
         <w:rPr>
           <w:rFonts w:ascii="Times New Roman" w:hAnsi="Times New Roman"/>
@@ -1466,7 +1462,6 @@
         </w:rPr>
         <w:t xml:space="preserve"> «</w:t>
       </w:r>
-      <w:proofErr w:type="spellStart"/>
       <w:r>
         <w:rPr>
           <w:bCs/>
@@ -1477,7 +1472,6 @@
         </w:rPr>
         <w:t>FlappyBird</w:t>
       </w:r>
-      <w:proofErr w:type="spellEnd"/>
       <w:r>
         <w:rPr>
           <w:bCs/>
@@ -1713,7 +1707,6 @@
         </w:rPr>
         <w:t xml:space="preserve"> «</w:t>
       </w:r>
-      <w:proofErr w:type="spellStart"/>
       <w:r>
         <w:rPr>
           <w:bCs/>
@@ -1724,7 +1717,6 @@
         </w:rPr>
         <w:t>FlappyBird</w:t>
       </w:r>
-      <w:proofErr w:type="spellEnd"/>
       <w:r>
         <w:rPr>
           <w:bCs/>
@@ -2006,19 +1998,7 @@
           <w:sz w:val="28"/>
         </w:rPr>
         <w:lastRenderedPageBreak/>
-        <w:t xml:space="preserve">Для того, чтобы развернуть </w:t>
-      </w:r>
-      <w:r>
-        <w:rPr>
-          <w:sz w:val="28"/>
-        </w:rPr>
-        <w:t>игру</w:t>
-      </w:r>
-      <w:r>
-        <w:rPr>
-          <w:sz w:val="28"/>
-        </w:rPr>
-        <w:t xml:space="preserve"> требуется:</w:t>
+        <w:t>Для того, чтобы развернуть игру требуется:</w:t>
       </w:r>
     </w:p>
     <w:p>
@@ -2291,14 +2271,12 @@
       <w:r>
         <w:t xml:space="preserve"> </w:t>
       </w:r>
-      <w:proofErr w:type="spellStart"/>
       <w:r>
         <w:rPr>
           <w:sz w:val="28"/>
         </w:rPr>
         <w:t>FlappyBird.csproj</w:t>
       </w:r>
-      <w:proofErr w:type="spellEnd"/>
     </w:p>
     <w:p>
       <w:pPr>
@@ -4645,21 +4623,8 @@
           <w:highlight w:val="lightGray"/>
           <w:lang w:val="en-TV" w:eastAsia="ru-RU"/>
         </w:rPr>
-        <w:t xml:space="preserve"> </w:t>
-      </w:r>
-      <w:proofErr w:type="gramStart"/>
-      <w:r>
-        <w:rPr>
-          <w:rFonts w:ascii="Cascadia Mono" w:hAnsi="Cascadia Mono" w:cs="Cascadia Mono"/>
-          <w:color w:val="000000"/>
-          <w:sz w:val="19"/>
-          <w:szCs w:val="19"/>
-          <w:highlight w:val="lightGray"/>
-          <w:lang w:val="en-TV" w:eastAsia="ru-RU"/>
-        </w:rPr>
-        <w:t>update(</w:t>
-      </w:r>
-      <w:proofErr w:type="gramEnd"/>
+        <w:t xml:space="preserve"> update(</w:t>
+      </w:r>
       <w:r>
         <w:rPr>
           <w:rFonts w:ascii="Cascadia Mono" w:hAnsi="Cascadia Mono" w:cs="Cascadia Mono"/>
@@ -4680,31 +4645,7 @@
           <w:highlight w:val="lightGray"/>
           <w:lang w:val="en-TV" w:eastAsia="ru-RU"/>
         </w:rPr>
-        <w:t xml:space="preserve"> sender, </w:t>
-      </w:r>
-      <w:proofErr w:type="spellStart"/>
-      <w:r>
-        <w:rPr>
-          <w:rFonts w:ascii="Cascadia Mono" w:hAnsi="Cascadia Mono" w:cs="Cascadia Mono"/>
-          <w:color w:val="000000"/>
-          <w:sz w:val="19"/>
-          <w:szCs w:val="19"/>
-          <w:highlight w:val="lightGray"/>
-          <w:lang w:val="en-TV" w:eastAsia="ru-RU"/>
-        </w:rPr>
-        <w:t>EventArgs</w:t>
-      </w:r>
-      <w:proofErr w:type="spellEnd"/>
-      <w:r>
-        <w:rPr>
-          <w:rFonts w:ascii="Cascadia Mono" w:hAnsi="Cascadia Mono" w:cs="Cascadia Mono"/>
-          <w:color w:val="000000"/>
-          <w:sz w:val="19"/>
-          <w:szCs w:val="19"/>
-          <w:highlight w:val="lightGray"/>
-          <w:lang w:val="en-TV" w:eastAsia="ru-RU"/>
-        </w:rPr>
-        <w:t xml:space="preserve"> e)</w:t>
+        <w:t xml:space="preserve"> sender, EventArgs e)</w:t>
       </w:r>
     </w:p>
     <w:p>
@@ -4778,11 +4719,14 @@
           <w:highlight w:val="lightGray"/>
           <w:lang w:val="en-TV" w:eastAsia="ru-RU"/>
         </w:rPr>
-        <w:t xml:space="preserve"> (</w:t>
-      </w:r>
-      <w:proofErr w:type="spellStart"/>
-      <w:proofErr w:type="gramStart"/>
-      <w:r>
+        <w:t xml:space="preserve"> (bird.y &gt; 600)</w:t>
+      </w:r>
+    </w:p>
+    <w:p>
+      <w:pPr>
+        <w:autoSpaceDE w:val="0"/>
+        <w:autoSpaceDN w:val="0"/>
+        <w:adjustRightInd w:val="0"/>
         <w:rPr>
           <w:rFonts w:ascii="Cascadia Mono" w:hAnsi="Cascadia Mono" w:cs="Cascadia Mono"/>
           <w:color w:val="000000"/>
@@ -4791,10 +4735,7 @@
           <w:highlight w:val="lightGray"/>
           <w:lang w:val="en-TV" w:eastAsia="ru-RU"/>
         </w:rPr>
-        <w:t>bird.y</w:t>
-      </w:r>
-      <w:proofErr w:type="spellEnd"/>
-      <w:proofErr w:type="gramEnd"/>
+      </w:pPr>
       <w:r>
         <w:rPr>
           <w:rFonts w:ascii="Cascadia Mono" w:hAnsi="Cascadia Mono" w:cs="Cascadia Mono"/>
@@ -4804,7 +4745,7 @@
           <w:highlight w:val="lightGray"/>
           <w:lang w:val="en-TV" w:eastAsia="ru-RU"/>
         </w:rPr>
-        <w:t xml:space="preserve"> &gt; 600)</w:t>
+        <w:t xml:space="preserve">            {</w:t>
       </w:r>
     </w:p>
     <w:p>
@@ -4830,59 +4771,7 @@
           <w:highlight w:val="lightGray"/>
           <w:lang w:val="en-TV" w:eastAsia="ru-RU"/>
         </w:rPr>
-        <w:t xml:space="preserve">            {</w:t>
-      </w:r>
-    </w:p>
-    <w:p>
-      <w:pPr>
-        <w:autoSpaceDE w:val="0"/>
-        <w:autoSpaceDN w:val="0"/>
-        <w:adjustRightInd w:val="0"/>
-        <w:rPr>
-          <w:rFonts w:ascii="Cascadia Mono" w:hAnsi="Cascadia Mono" w:cs="Cascadia Mono"/>
-          <w:color w:val="000000"/>
-          <w:sz w:val="19"/>
-          <w:szCs w:val="19"/>
-          <w:highlight w:val="lightGray"/>
-          <w:lang w:val="en-TV" w:eastAsia="ru-RU"/>
-        </w:rPr>
-      </w:pPr>
-      <w:r>
-        <w:rPr>
-          <w:rFonts w:ascii="Cascadia Mono" w:hAnsi="Cascadia Mono" w:cs="Cascadia Mono"/>
-          <w:color w:val="000000"/>
-          <w:sz w:val="19"/>
-          <w:szCs w:val="19"/>
-          <w:highlight w:val="lightGray"/>
-          <w:lang w:val="en-TV" w:eastAsia="ru-RU"/>
-        </w:rPr>
-        <w:t xml:space="preserve">                </w:t>
-      </w:r>
-      <w:proofErr w:type="spellStart"/>
-      <w:proofErr w:type="gramStart"/>
-      <w:r>
-        <w:rPr>
-          <w:rFonts w:ascii="Cascadia Mono" w:hAnsi="Cascadia Mono" w:cs="Cascadia Mono"/>
-          <w:color w:val="000000"/>
-          <w:sz w:val="19"/>
-          <w:szCs w:val="19"/>
-          <w:highlight w:val="lightGray"/>
-          <w:lang w:val="en-TV" w:eastAsia="ru-RU"/>
-        </w:rPr>
-        <w:t>bird.isAlive</w:t>
-      </w:r>
-      <w:proofErr w:type="spellEnd"/>
-      <w:proofErr w:type="gramEnd"/>
-      <w:r>
-        <w:rPr>
-          <w:rFonts w:ascii="Cascadia Mono" w:hAnsi="Cascadia Mono" w:cs="Cascadia Mono"/>
-          <w:color w:val="000000"/>
-          <w:sz w:val="19"/>
-          <w:szCs w:val="19"/>
-          <w:highlight w:val="lightGray"/>
-          <w:lang w:val="en-TV" w:eastAsia="ru-RU"/>
-        </w:rPr>
-        <w:t xml:space="preserve"> = </w:t>
+        <w:t xml:space="preserve">                bird.isAlive = </w:t>
       </w:r>
       <w:r>
         <w:rPr>
@@ -4956,31 +4845,7 @@
           <w:highlight w:val="lightGray"/>
           <w:lang w:val="en-TV" w:eastAsia="ru-RU"/>
         </w:rPr>
-        <w:t xml:space="preserve">                </w:t>
-      </w:r>
-      <w:proofErr w:type="gramStart"/>
-      <w:r>
-        <w:rPr>
-          <w:rFonts w:ascii="Cascadia Mono" w:hAnsi="Cascadia Mono" w:cs="Cascadia Mono"/>
-          <w:color w:val="000000"/>
-          <w:sz w:val="19"/>
-          <w:szCs w:val="19"/>
-          <w:highlight w:val="lightGray"/>
-          <w:lang w:val="en-TV" w:eastAsia="ru-RU"/>
-        </w:rPr>
-        <w:t>Init(</w:t>
-      </w:r>
-      <w:proofErr w:type="gramEnd"/>
-      <w:r>
-        <w:rPr>
-          <w:rFonts w:ascii="Cascadia Mono" w:hAnsi="Cascadia Mono" w:cs="Cascadia Mono"/>
-          <w:color w:val="000000"/>
-          <w:sz w:val="19"/>
-          <w:szCs w:val="19"/>
-          <w:highlight w:val="lightGray"/>
-          <w:lang w:val="en-TV" w:eastAsia="ru-RU"/>
-        </w:rPr>
-        <w:t>);</w:t>
+        <w:t xml:space="preserve">                Init();</w:t>
       </w:r>
     </w:p>
     <w:p>
@@ -5069,10 +4934,14 @@
           <w:highlight w:val="lightGray"/>
           <w:lang w:val="en-TV" w:eastAsia="ru-RU"/>
         </w:rPr>
-        <w:t xml:space="preserve"> (</w:t>
-      </w:r>
-      <w:proofErr w:type="gramStart"/>
-      <w:r>
+        <w:t xml:space="preserve"> (Collide(bird, wall1) || Collide(bird, wall2) || Collide(bird, wall3) || Collide(bird, wall4) || Collide(bird, wall5) || Collide(bird, wall6))</w:t>
+      </w:r>
+    </w:p>
+    <w:p>
+      <w:pPr>
+        <w:autoSpaceDE w:val="0"/>
+        <w:autoSpaceDN w:val="0"/>
+        <w:adjustRightInd w:val="0"/>
         <w:rPr>
           <w:rFonts w:ascii="Cascadia Mono" w:hAnsi="Cascadia Mono" w:cs="Cascadia Mono"/>
           <w:color w:val="000000"/>
@@ -5081,9 +4950,7 @@
           <w:highlight w:val="lightGray"/>
           <w:lang w:val="en-TV" w:eastAsia="ru-RU"/>
         </w:rPr>
-        <w:t>Collide(</w:t>
-      </w:r>
-      <w:proofErr w:type="gramEnd"/>
+      </w:pPr>
       <w:r>
         <w:rPr>
           <w:rFonts w:ascii="Cascadia Mono" w:hAnsi="Cascadia Mono" w:cs="Cascadia Mono"/>
@@ -5093,7 +4960,7 @@
           <w:highlight w:val="lightGray"/>
           <w:lang w:val="en-TV" w:eastAsia="ru-RU"/>
         </w:rPr>
-        <w:t>bird, wall1) || Collide(bird, wall2) || Collide(bird, wall3) || Collide(bird, wall4) || Collide(bird, wall5) || Collide(bird, wall6))</w:t>
+        <w:t xml:space="preserve">            {</w:t>
       </w:r>
     </w:p>
     <w:p>
@@ -5119,59 +4986,7 @@
           <w:highlight w:val="lightGray"/>
           <w:lang w:val="en-TV" w:eastAsia="ru-RU"/>
         </w:rPr>
-        <w:t xml:space="preserve">            {</w:t>
-      </w:r>
-    </w:p>
-    <w:p>
-      <w:pPr>
-        <w:autoSpaceDE w:val="0"/>
-        <w:autoSpaceDN w:val="0"/>
-        <w:adjustRightInd w:val="0"/>
-        <w:rPr>
-          <w:rFonts w:ascii="Cascadia Mono" w:hAnsi="Cascadia Mono" w:cs="Cascadia Mono"/>
-          <w:color w:val="000000"/>
-          <w:sz w:val="19"/>
-          <w:szCs w:val="19"/>
-          <w:highlight w:val="lightGray"/>
-          <w:lang w:val="en-TV" w:eastAsia="ru-RU"/>
-        </w:rPr>
-      </w:pPr>
-      <w:r>
-        <w:rPr>
-          <w:rFonts w:ascii="Cascadia Mono" w:hAnsi="Cascadia Mono" w:cs="Cascadia Mono"/>
-          <w:color w:val="000000"/>
-          <w:sz w:val="19"/>
-          <w:szCs w:val="19"/>
-          <w:highlight w:val="lightGray"/>
-          <w:lang w:val="en-TV" w:eastAsia="ru-RU"/>
-        </w:rPr>
-        <w:t xml:space="preserve">                </w:t>
-      </w:r>
-      <w:proofErr w:type="spellStart"/>
-      <w:proofErr w:type="gramStart"/>
-      <w:r>
-        <w:rPr>
-          <w:rFonts w:ascii="Cascadia Mono" w:hAnsi="Cascadia Mono" w:cs="Cascadia Mono"/>
-          <w:color w:val="000000"/>
-          <w:sz w:val="19"/>
-          <w:szCs w:val="19"/>
-          <w:highlight w:val="lightGray"/>
-          <w:lang w:val="en-TV" w:eastAsia="ru-RU"/>
-        </w:rPr>
-        <w:t>bird.isAlive</w:t>
-      </w:r>
-      <w:proofErr w:type="spellEnd"/>
-      <w:proofErr w:type="gramEnd"/>
-      <w:r>
-        <w:rPr>
-          <w:rFonts w:ascii="Cascadia Mono" w:hAnsi="Cascadia Mono" w:cs="Cascadia Mono"/>
-          <w:color w:val="000000"/>
-          <w:sz w:val="19"/>
-          <w:szCs w:val="19"/>
-          <w:highlight w:val="lightGray"/>
-          <w:lang w:val="en-TV" w:eastAsia="ru-RU"/>
-        </w:rPr>
-        <w:t xml:space="preserve"> = </w:t>
+        <w:t xml:space="preserve">                bird.isAlive = </w:t>
       </w:r>
       <w:r>
         <w:rPr>
@@ -5245,31 +5060,7 @@
           <w:highlight w:val="lightGray"/>
           <w:lang w:val="en-TV" w:eastAsia="ru-RU"/>
         </w:rPr>
-        <w:t xml:space="preserve">                </w:t>
-      </w:r>
-      <w:proofErr w:type="gramStart"/>
-      <w:r>
-        <w:rPr>
-          <w:rFonts w:ascii="Cascadia Mono" w:hAnsi="Cascadia Mono" w:cs="Cascadia Mono"/>
-          <w:color w:val="000000"/>
-          <w:sz w:val="19"/>
-          <w:szCs w:val="19"/>
-          <w:highlight w:val="lightGray"/>
-          <w:lang w:val="en-TV" w:eastAsia="ru-RU"/>
-        </w:rPr>
-        <w:t>Init(</w:t>
-      </w:r>
-      <w:proofErr w:type="gramEnd"/>
-      <w:r>
-        <w:rPr>
-          <w:rFonts w:ascii="Cascadia Mono" w:hAnsi="Cascadia Mono" w:cs="Cascadia Mono"/>
-          <w:color w:val="000000"/>
-          <w:sz w:val="19"/>
-          <w:szCs w:val="19"/>
-          <w:highlight w:val="lightGray"/>
-          <w:lang w:val="en-TV" w:eastAsia="ru-RU"/>
-        </w:rPr>
-        <w:t>);</w:t>
+        <w:t xml:space="preserve">                Init();</w:t>
       </w:r>
     </w:p>
     <w:p>
@@ -5358,11 +5149,14 @@
           <w:highlight w:val="lightGray"/>
           <w:lang w:val="en-TV" w:eastAsia="ru-RU"/>
         </w:rPr>
-        <w:t xml:space="preserve"> (</w:t>
-      </w:r>
-      <w:proofErr w:type="spellStart"/>
-      <w:proofErr w:type="gramStart"/>
-      <w:r>
+        <w:t xml:space="preserve"> (bird.gravityValue != 0.10f)</w:t>
+      </w:r>
+    </w:p>
+    <w:p>
+      <w:pPr>
+        <w:autoSpaceDE w:val="0"/>
+        <w:autoSpaceDN w:val="0"/>
+        <w:adjustRightInd w:val="0"/>
         <w:rPr>
           <w:rFonts w:ascii="Cascadia Mono" w:hAnsi="Cascadia Mono" w:cs="Cascadia Mono"/>
           <w:color w:val="000000"/>
@@ -5371,10 +5165,7 @@
           <w:highlight w:val="lightGray"/>
           <w:lang w:val="en-TV" w:eastAsia="ru-RU"/>
         </w:rPr>
-        <w:t>bird.gravityValue</w:t>
-      </w:r>
-      <w:proofErr w:type="spellEnd"/>
-      <w:proofErr w:type="gramEnd"/>
+      </w:pPr>
       <w:r>
         <w:rPr>
           <w:rFonts w:ascii="Cascadia Mono" w:hAnsi="Cascadia Mono" w:cs="Cascadia Mono"/>
@@ -5384,7 +5175,7 @@
           <w:highlight w:val="lightGray"/>
           <w:lang w:val="en-TV" w:eastAsia="ru-RU"/>
         </w:rPr>
-        <w:t xml:space="preserve"> != 0.10f)</w:t>
+        <w:t xml:space="preserve">                bird.gravityValue += 0.0046f;</w:t>
       </w:r>
     </w:p>
     <w:p>
@@ -5410,11 +5201,14 @@
           <w:highlight w:val="lightGray"/>
           <w:lang w:val="en-TV" w:eastAsia="ru-RU"/>
         </w:rPr>
-        <w:t xml:space="preserve">                </w:t>
-      </w:r>
-      <w:proofErr w:type="spellStart"/>
-      <w:proofErr w:type="gramStart"/>
-      <w:r>
+        <w:t xml:space="preserve">            gravity += bird.gravityValue;</w:t>
+      </w:r>
+    </w:p>
+    <w:p>
+      <w:pPr>
+        <w:autoSpaceDE w:val="0"/>
+        <w:autoSpaceDN w:val="0"/>
+        <w:adjustRightInd w:val="0"/>
         <w:rPr>
           <w:rFonts w:ascii="Cascadia Mono" w:hAnsi="Cascadia Mono" w:cs="Cascadia Mono"/>
           <w:color w:val="000000"/>
@@ -5423,10 +5217,7 @@
           <w:highlight w:val="lightGray"/>
           <w:lang w:val="en-TV" w:eastAsia="ru-RU"/>
         </w:rPr>
-        <w:t>bird.gravityValue</w:t>
-      </w:r>
-      <w:proofErr w:type="spellEnd"/>
-      <w:proofErr w:type="gramEnd"/>
+      </w:pPr>
       <w:r>
         <w:rPr>
           <w:rFonts w:ascii="Cascadia Mono" w:hAnsi="Cascadia Mono" w:cs="Cascadia Mono"/>
@@ -5436,111 +5227,7 @@
           <w:highlight w:val="lightGray"/>
           <w:lang w:val="en-TV" w:eastAsia="ru-RU"/>
         </w:rPr>
-        <w:t xml:space="preserve"> += 0.0046f;</w:t>
-      </w:r>
-    </w:p>
-    <w:p>
-      <w:pPr>
-        <w:autoSpaceDE w:val="0"/>
-        <w:autoSpaceDN w:val="0"/>
-        <w:adjustRightInd w:val="0"/>
-        <w:rPr>
-          <w:rFonts w:ascii="Cascadia Mono" w:hAnsi="Cascadia Mono" w:cs="Cascadia Mono"/>
-          <w:color w:val="000000"/>
-          <w:sz w:val="19"/>
-          <w:szCs w:val="19"/>
-          <w:highlight w:val="lightGray"/>
-          <w:lang w:val="en-TV" w:eastAsia="ru-RU"/>
-        </w:rPr>
-      </w:pPr>
-      <w:r>
-        <w:rPr>
-          <w:rFonts w:ascii="Cascadia Mono" w:hAnsi="Cascadia Mono" w:cs="Cascadia Mono"/>
-          <w:color w:val="000000"/>
-          <w:sz w:val="19"/>
-          <w:szCs w:val="19"/>
-          <w:highlight w:val="lightGray"/>
-          <w:lang w:val="en-TV" w:eastAsia="ru-RU"/>
-        </w:rPr>
-        <w:t xml:space="preserve">            gravity += </w:t>
-      </w:r>
-      <w:proofErr w:type="spellStart"/>
-      <w:proofErr w:type="gramStart"/>
-      <w:r>
-        <w:rPr>
-          <w:rFonts w:ascii="Cascadia Mono" w:hAnsi="Cascadia Mono" w:cs="Cascadia Mono"/>
-          <w:color w:val="000000"/>
-          <w:sz w:val="19"/>
-          <w:szCs w:val="19"/>
-          <w:highlight w:val="lightGray"/>
-          <w:lang w:val="en-TV" w:eastAsia="ru-RU"/>
-        </w:rPr>
-        <w:t>bird.gravityValue</w:t>
-      </w:r>
-      <w:proofErr w:type="spellEnd"/>
-      <w:proofErr w:type="gramEnd"/>
-      <w:r>
-        <w:rPr>
-          <w:rFonts w:ascii="Cascadia Mono" w:hAnsi="Cascadia Mono" w:cs="Cascadia Mono"/>
-          <w:color w:val="000000"/>
-          <w:sz w:val="19"/>
-          <w:szCs w:val="19"/>
-          <w:highlight w:val="lightGray"/>
-          <w:lang w:val="en-TV" w:eastAsia="ru-RU"/>
-        </w:rPr>
-        <w:t>;</w:t>
-      </w:r>
-    </w:p>
-    <w:p>
-      <w:pPr>
-        <w:autoSpaceDE w:val="0"/>
-        <w:autoSpaceDN w:val="0"/>
-        <w:adjustRightInd w:val="0"/>
-        <w:rPr>
-          <w:rFonts w:ascii="Cascadia Mono" w:hAnsi="Cascadia Mono" w:cs="Cascadia Mono"/>
-          <w:color w:val="000000"/>
-          <w:sz w:val="19"/>
-          <w:szCs w:val="19"/>
-          <w:highlight w:val="lightGray"/>
-          <w:lang w:val="en-TV" w:eastAsia="ru-RU"/>
-        </w:rPr>
-      </w:pPr>
-      <w:r>
-        <w:rPr>
-          <w:rFonts w:ascii="Cascadia Mono" w:hAnsi="Cascadia Mono" w:cs="Cascadia Mono"/>
-          <w:color w:val="000000"/>
-          <w:sz w:val="19"/>
-          <w:szCs w:val="19"/>
-          <w:highlight w:val="lightGray"/>
-          <w:lang w:val="en-TV" w:eastAsia="ru-RU"/>
-        </w:rPr>
-        <w:t xml:space="preserve">            </w:t>
-      </w:r>
-      <w:proofErr w:type="spellStart"/>
-      <w:proofErr w:type="gramStart"/>
-      <w:r>
-        <w:rPr>
-          <w:rFonts w:ascii="Cascadia Mono" w:hAnsi="Cascadia Mono" w:cs="Cascadia Mono"/>
-          <w:color w:val="000000"/>
-          <w:sz w:val="19"/>
-          <w:szCs w:val="19"/>
-          <w:highlight w:val="lightGray"/>
-          <w:lang w:val="en-TV" w:eastAsia="ru-RU"/>
-        </w:rPr>
-        <w:t>bird.y</w:t>
-      </w:r>
-      <w:proofErr w:type="spellEnd"/>
-      <w:proofErr w:type="gramEnd"/>
-      <w:r>
-        <w:rPr>
-          <w:rFonts w:ascii="Cascadia Mono" w:hAnsi="Cascadia Mono" w:cs="Cascadia Mono"/>
-          <w:color w:val="000000"/>
-          <w:sz w:val="19"/>
-          <w:szCs w:val="19"/>
-          <w:highlight w:val="lightGray"/>
-          <w:lang w:val="en-TV" w:eastAsia="ru-RU"/>
-        </w:rPr>
-        <w:t xml:space="preserve"> += gravity;</w:t>
+        <w:t xml:space="preserve">            bird.y += gravity;</w:t>
       </w:r>
     </w:p>
     <w:p>
@@ -5603,11 +5290,14 @@
           <w:highlight w:val="lightGray"/>
           <w:lang w:val="en-TV" w:eastAsia="ru-RU"/>
         </w:rPr>
-        <w:t xml:space="preserve"> (</w:t>
-      </w:r>
-      <w:proofErr w:type="spellStart"/>
-      <w:proofErr w:type="gramStart"/>
-      <w:r>
+        <w:t xml:space="preserve"> (bird.isAlive) {</w:t>
+      </w:r>
+    </w:p>
+    <w:p>
+      <w:pPr>
+        <w:autoSpaceDE w:val="0"/>
+        <w:autoSpaceDN w:val="0"/>
+        <w:adjustRightInd w:val="0"/>
         <w:rPr>
           <w:rFonts w:ascii="Cascadia Mono" w:hAnsi="Cascadia Mono" w:cs="Cascadia Mono"/>
           <w:color w:val="000000"/>
@@ -5616,10 +5306,7 @@
           <w:highlight w:val="lightGray"/>
           <w:lang w:val="en-TV" w:eastAsia="ru-RU"/>
         </w:rPr>
-        <w:t>bird.isAlive</w:t>
-      </w:r>
-      <w:proofErr w:type="spellEnd"/>
-      <w:proofErr w:type="gramEnd"/>
+      </w:pPr>
       <w:r>
         <w:rPr>
           <w:rFonts w:ascii="Cascadia Mono" w:hAnsi="Cascadia Mono" w:cs="Cascadia Mono"/>
@@ -5629,7 +5316,7 @@
           <w:highlight w:val="lightGray"/>
           <w:lang w:val="en-TV" w:eastAsia="ru-RU"/>
         </w:rPr>
-        <w:t>) {</w:t>
+        <w:t xml:space="preserve">                MoveWalls();</w:t>
       </w:r>
     </w:p>
     <w:p>
@@ -5655,11 +5342,14 @@
           <w:highlight w:val="lightGray"/>
           <w:lang w:val="en-TV" w:eastAsia="ru-RU"/>
         </w:rPr>
-        <w:t xml:space="preserve">                </w:t>
-      </w:r>
-      <w:proofErr w:type="spellStart"/>
-      <w:proofErr w:type="gramStart"/>
-      <w:r>
+        <w:t xml:space="preserve">            }</w:t>
+      </w:r>
+    </w:p>
+    <w:p>
+      <w:pPr>
+        <w:autoSpaceDE w:val="0"/>
+        <w:autoSpaceDN w:val="0"/>
+        <w:adjustRightInd w:val="0"/>
         <w:rPr>
           <w:rFonts w:ascii="Cascadia Mono" w:hAnsi="Cascadia Mono" w:cs="Cascadia Mono"/>
           <w:color w:val="000000"/>
@@ -5668,9 +5358,7 @@
           <w:highlight w:val="lightGray"/>
           <w:lang w:val="en-TV" w:eastAsia="ru-RU"/>
         </w:rPr>
-        <w:t>MoveWalls</w:t>
-      </w:r>
-      <w:proofErr w:type="spellEnd"/>
+      </w:pPr>
       <w:r>
         <w:rPr>
           <w:rFonts w:ascii="Cascadia Mono" w:hAnsi="Cascadia Mono" w:cs="Cascadia Mono"/>
@@ -5680,10 +5368,14 @@
           <w:highlight w:val="lightGray"/>
           <w:lang w:val="en-TV" w:eastAsia="ru-RU"/>
         </w:rPr>
-        <w:t>(</w:t>
-      </w:r>
-      <w:proofErr w:type="gramEnd"/>
-      <w:r>
+        <w:t xml:space="preserve">            </w:t>
+      </w:r>
+    </w:p>
+    <w:p>
+      <w:pPr>
+        <w:autoSpaceDE w:val="0"/>
+        <w:autoSpaceDN w:val="0"/>
+        <w:adjustRightInd w:val="0"/>
         <w:rPr>
           <w:rFonts w:ascii="Cascadia Mono" w:hAnsi="Cascadia Mono" w:cs="Cascadia Mono"/>
           <w:color w:val="000000"/>
@@ -5692,14 +5384,8 @@
           <w:highlight w:val="lightGray"/>
           <w:lang w:val="en-TV" w:eastAsia="ru-RU"/>
         </w:rPr>
-        <w:t>);</w:t>
-      </w:r>
-    </w:p>
-    <w:p>
-      <w:pPr>
-        <w:autoSpaceDE w:val="0"/>
-        <w:autoSpaceDN w:val="0"/>
-        <w:adjustRightInd w:val="0"/>
+      </w:pPr>
+      <w:r>
         <w:rPr>
           <w:rFonts w:ascii="Cascadia Mono" w:hAnsi="Cascadia Mono" w:cs="Cascadia Mono"/>
           <w:color w:val="000000"/>
@@ -5708,93 +5394,7 @@
           <w:highlight w:val="lightGray"/>
           <w:lang w:val="en-TV" w:eastAsia="ru-RU"/>
         </w:rPr>
-      </w:pPr>
-      <w:r>
-        <w:rPr>
-          <w:rFonts w:ascii="Cascadia Mono" w:hAnsi="Cascadia Mono" w:cs="Cascadia Mono"/>
-          <w:color w:val="000000"/>
-          <w:sz w:val="19"/>
-          <w:szCs w:val="19"/>
-          <w:highlight w:val="lightGray"/>
-          <w:lang w:val="en-TV" w:eastAsia="ru-RU"/>
-        </w:rPr>
-        <w:t xml:space="preserve">            }</w:t>
-      </w:r>
-    </w:p>
-    <w:p>
-      <w:pPr>
-        <w:autoSpaceDE w:val="0"/>
-        <w:autoSpaceDN w:val="0"/>
-        <w:adjustRightInd w:val="0"/>
-        <w:rPr>
-          <w:rFonts w:ascii="Cascadia Mono" w:hAnsi="Cascadia Mono" w:cs="Cascadia Mono"/>
-          <w:color w:val="000000"/>
-          <w:sz w:val="19"/>
-          <w:szCs w:val="19"/>
-          <w:highlight w:val="lightGray"/>
-          <w:lang w:val="en-TV" w:eastAsia="ru-RU"/>
-        </w:rPr>
-      </w:pPr>
-      <w:r>
-        <w:rPr>
-          <w:rFonts w:ascii="Cascadia Mono" w:hAnsi="Cascadia Mono" w:cs="Cascadia Mono"/>
-          <w:color w:val="000000"/>
-          <w:sz w:val="19"/>
-          <w:szCs w:val="19"/>
-          <w:highlight w:val="lightGray"/>
-          <w:lang w:val="en-TV" w:eastAsia="ru-RU"/>
-        </w:rPr>
-        <w:t xml:space="preserve">            </w:t>
-      </w:r>
-    </w:p>
-    <w:p>
-      <w:pPr>
-        <w:autoSpaceDE w:val="0"/>
-        <w:autoSpaceDN w:val="0"/>
-        <w:adjustRightInd w:val="0"/>
-        <w:rPr>
-          <w:rFonts w:ascii="Cascadia Mono" w:hAnsi="Cascadia Mono" w:cs="Cascadia Mono"/>
-          <w:color w:val="000000"/>
-          <w:sz w:val="19"/>
-          <w:szCs w:val="19"/>
-          <w:highlight w:val="lightGray"/>
-          <w:lang w:val="en-TV" w:eastAsia="ru-RU"/>
-        </w:rPr>
-      </w:pPr>
-      <w:r>
-        <w:rPr>
-          <w:rFonts w:ascii="Cascadia Mono" w:hAnsi="Cascadia Mono" w:cs="Cascadia Mono"/>
-          <w:color w:val="000000"/>
-          <w:sz w:val="19"/>
-          <w:szCs w:val="19"/>
-          <w:highlight w:val="lightGray"/>
-          <w:lang w:val="en-TV" w:eastAsia="ru-RU"/>
-        </w:rPr>
-        <w:t xml:space="preserve">            </w:t>
-      </w:r>
-      <w:proofErr w:type="gramStart"/>
-      <w:r>
-        <w:rPr>
-          <w:rFonts w:ascii="Cascadia Mono" w:hAnsi="Cascadia Mono" w:cs="Cascadia Mono"/>
-          <w:color w:val="000000"/>
-          <w:sz w:val="19"/>
-          <w:szCs w:val="19"/>
-          <w:highlight w:val="lightGray"/>
-          <w:lang w:val="en-TV" w:eastAsia="ru-RU"/>
-        </w:rPr>
-        <w:t>Invalidate(</w:t>
-      </w:r>
-      <w:proofErr w:type="gramEnd"/>
-      <w:r>
-        <w:rPr>
-          <w:rFonts w:ascii="Cascadia Mono" w:hAnsi="Cascadia Mono" w:cs="Cascadia Mono"/>
-          <w:color w:val="000000"/>
-          <w:sz w:val="19"/>
-          <w:szCs w:val="19"/>
-          <w:highlight w:val="lightGray"/>
-          <w:lang w:val="en-TV" w:eastAsia="ru-RU"/>
-        </w:rPr>
-        <w:t>);</w:t>
+        <w:t xml:space="preserve">            Invalidate();</w:t>
       </w:r>
     </w:p>
     <w:p>
@@ -10179,29 +9779,16 @@
 </file>
 
 <file path=customXml/item1.xml><?xml version="1.0" encoding="utf-8"?>
-<b:Sources xmlns:b="http://schemas.openxmlformats.org/officeDocument/2006/bibliography" xmlns="http://schemas.openxmlformats.org/officeDocument/2006/bibliography" SelectedStyle="\APA.XSL" StyleName="APA"/>
-</file>
-
-<file path=customXml/item2.xml><?xml version="1.0" encoding="utf-8"?>
 <p:properties xmlns:p="http://schemas.microsoft.com/office/2006/metadata/properties" xmlns:xsi="http://www.w3.org/2001/XMLSchema-instance" xmlns:pc="http://schemas.microsoft.com/office/infopath/2007/PartnerControls">
   <documentManagement/>
 </p:properties>
 </file>
 
-<file path=customXml/item3.xml><?xml version="1.0" encoding="utf-8"?>
-<LongProperties xmlns="http://schemas.microsoft.com/office/2006/metadata/longProperties"/>
+<file path=customXml/item2.xml><?xml version="1.0" encoding="utf-8"?>
+<b:Sources xmlns:b="http://schemas.openxmlformats.org/officeDocument/2006/bibliography" xmlns="http://schemas.openxmlformats.org/officeDocument/2006/bibliography" SelectedStyle="\APA.XSL" StyleName="APA"/>
 </file>
 
-<file path=customXml/item4.xml><?xml version="1.0" encoding="utf-8"?>
-<?mso-contentType ?>
-<FormTemplates xmlns="http://schemas.microsoft.com/sharepoint/v3/contenttype/forms">
-  <Display>DocumentLibraryForm</Display>
-  <Edit>DocumentLibraryForm</Edit>
-  <New>DocumentLibraryForm</New>
-</FormTemplates>
-</file>
-
-<file path=customXml/item5.xml><?xml version="1.0" encoding="utf-8"?>
+<file path=customXml/item3.xml><?xml version="1.0" encoding="utf-8"?>
 <ct:contentTypeSchema xmlns:ct="http://schemas.microsoft.com/office/2006/metadata/contentType" xmlns:ma="http://schemas.microsoft.com/office/2006/metadata/properties/metaAttributes" ct:_="" ma:_="" ma:contentTypeName="Документ" ma:contentTypeID="0x01010021B9D911046F7B4CBB720F7F9CE62705" ma:contentTypeVersion="0" ma:contentTypeDescription="Создание документа." ma:contentTypeScope="" ma:versionID="f80155d847e009baef3819be4182e929">
   <xsd:schema xmlns:xsd="http://www.w3.org/2001/XMLSchema" xmlns:xs="http://www.w3.org/2001/XMLSchema" xmlns:p="http://schemas.microsoft.com/office/2006/metadata/properties" targetNamespace="http://schemas.microsoft.com/office/2006/metadata/properties" ma:root="true" ma:fieldsID="89d58f4857a619b7c345529988bca397">
     <xsd:element name="properties">
@@ -10315,15 +9902,20 @@
 </ct:contentTypeSchema>
 </file>
 
-<file path=customXml/itemProps1.xml><?xml version="1.0" encoding="utf-8"?>
-<ds:datastoreItem xmlns:ds="http://schemas.openxmlformats.org/officeDocument/2006/customXml" ds:itemID="{DFA9FAB7-8CBD-4D42-B36A-AEA59D444970}">
-  <ds:schemaRefs>
-    <ds:schemaRef ds:uri="http://schemas.openxmlformats.org/officeDocument/2006/bibliography"/>
-  </ds:schemaRefs>
-</ds:datastoreItem>
+<file path=customXml/item4.xml><?xml version="1.0" encoding="utf-8"?>
+<?mso-contentType ?>
+<FormTemplates xmlns="http://schemas.microsoft.com/sharepoint/v3/contenttype/forms">
+  <Display>DocumentLibraryForm</Display>
+  <Edit>DocumentLibraryForm</Edit>
+  <New>DocumentLibraryForm</New>
+</FormTemplates>
 </file>
 
-<file path=customXml/itemProps2.xml><?xml version="1.0" encoding="utf-8"?>
+<file path=customXml/item5.xml><?xml version="1.0" encoding="utf-8"?>
+<LongProperties xmlns="http://schemas.microsoft.com/office/2006/metadata/longProperties"/>
+</file>
+
+<file path=customXml/itemProps1.xml><?xml version="1.0" encoding="utf-8"?>
 <ds:datastoreItem xmlns:ds="http://schemas.openxmlformats.org/officeDocument/2006/customXml" ds:itemID="{334548E3-C21F-4F66-B6D7-5869B1331B71}">
   <ds:schemaRefs>
     <ds:schemaRef ds:uri="http://schemas.microsoft.com/office/2006/metadata/properties"/>
@@ -10332,10 +9924,26 @@
 </ds:datastoreItem>
 </file>
 
+<file path=customXml/itemProps2.xml><?xml version="1.0" encoding="utf-8"?>
+<ds:datastoreItem xmlns:ds="http://schemas.openxmlformats.org/officeDocument/2006/customXml" ds:itemID="{DFA9FAB7-8CBD-4D42-B36A-AEA59D444970}">
+  <ds:schemaRefs>
+    <ds:schemaRef ds:uri="http://schemas.openxmlformats.org/officeDocument/2006/bibliography"/>
+  </ds:schemaRefs>
+</ds:datastoreItem>
+</file>
+
 <file path=customXml/itemProps3.xml><?xml version="1.0" encoding="utf-8"?>
-<ds:datastoreItem xmlns:ds="http://schemas.openxmlformats.org/officeDocument/2006/customXml" ds:itemID="{715AA86B-6CAF-4587-B8DA-CA55E4014A33}">
+<ds:datastoreItem xmlns:ds="http://schemas.openxmlformats.org/officeDocument/2006/customXml" ds:itemID="{E51BFC62-3C67-4867-A566-B3188E047C08}">
   <ds:schemaRefs>
-    <ds:schemaRef ds:uri="http://schemas.microsoft.com/office/2006/metadata/longProperties"/>
+    <ds:schemaRef ds:uri="http://schemas.microsoft.com/office/2006/metadata/contentType"/>
+    <ds:schemaRef ds:uri="http://schemas.microsoft.com/office/2006/metadata/properties/metaAttributes"/>
+    <ds:schemaRef ds:uri="http://www.w3.org/2001/XMLSchema"/>
+    <ds:schemaRef ds:uri="http://schemas.microsoft.com/office/2006/metadata/properties"/>
+    <ds:schemaRef ds:uri="http://schemas.openxmlformats.org/package/2006/metadata/core-properties"/>
+    <ds:schemaRef ds:uri="http://purl.org/dc/elements/1.1/"/>
+    <ds:schemaRef ds:uri="http://purl.org/dc/terms/"/>
+    <ds:schemaRef ds:uri="http://schemas.microsoft.com/internal/obd"/>
+    <ds:schemaRef ds:uri="http://schemas.microsoft.com/office/infopath/2007/PartnerControls"/>
   </ds:schemaRefs>
 </ds:datastoreItem>
 </file>
@@ -10349,17 +9957,9 @@
 </file>
 
 <file path=customXml/itemProps5.xml><?xml version="1.0" encoding="utf-8"?>
-<ds:datastoreItem xmlns:ds="http://schemas.openxmlformats.org/officeDocument/2006/customXml" ds:itemID="{E51BFC62-3C67-4867-A566-B3188E047C08}">
+<ds:datastoreItem xmlns:ds="http://schemas.openxmlformats.org/officeDocument/2006/customXml" ds:itemID="{715AA86B-6CAF-4587-B8DA-CA55E4014A33}">
   <ds:schemaRefs>
-    <ds:schemaRef ds:uri="http://schemas.microsoft.com/office/2006/metadata/contentType"/>
-    <ds:schemaRef ds:uri="http://schemas.microsoft.com/office/2006/metadata/properties/metaAttributes"/>
-    <ds:schemaRef ds:uri="http://www.w3.org/2001/XMLSchema"/>
-    <ds:schemaRef ds:uri="http://schemas.microsoft.com/office/2006/metadata/properties"/>
-    <ds:schemaRef ds:uri="http://schemas.openxmlformats.org/package/2006/metadata/core-properties"/>
-    <ds:schemaRef ds:uri="http://purl.org/dc/elements/1.1/"/>
-    <ds:schemaRef ds:uri="http://purl.org/dc/terms/"/>
-    <ds:schemaRef ds:uri="http://schemas.microsoft.com/internal/obd"/>
-    <ds:schemaRef ds:uri="http://schemas.microsoft.com/office/infopath/2007/PartnerControls"/>
+    <ds:schemaRef ds:uri="http://schemas.microsoft.com/office/2006/metadata/longProperties"/>
   </ds:schemaRefs>
 </ds:datastoreItem>
 </file>